--- a/pr-preview/pr-126/exploratory-descriptive-handout.docx
+++ b/pr-preview/pr-126/exploratory-descriptive-handout.docx
@@ -15,7 +15,7 @@
         <w:pStyle w:val="Date"/>
       </w:pPr>
       <w:r>
-        <w:t xml:space="preserve">Last modified: 2026-10-13 19:37:09 (PDT)</w:t>
+        <w:t xml:space="preserve">Last modified: 2026-10-13 21:02:10 (PDT)</w:t>
       </w:r>
     </w:p>
     <w:bookmarkStart w:id="24" w:name="introduction"/>

--- a/pr-preview/pr-126/exploratory-descriptive-handout.docx
+++ b/pr-preview/pr-126/exploratory-descriptive-handout.docx
@@ -15,7 +15,7 @@
         <w:pStyle w:val="Date"/>
       </w:pPr>
       <w:r>
-        <w:t xml:space="preserve">Last modified: 2026-10-13 21:02:10 (PDT)</w:t>
+        <w:t xml:space="preserve">Last modified: 2026-10-13 22:33:57 (PDT)</w:t>
       </w:r>
     </w:p>
     <w:bookmarkStart w:id="24" w:name="introduction"/>
@@ -9696,7 +9696,7 @@
     </w:p>
     <w:bookmarkEnd w:id="80"/>
     <w:bookmarkEnd w:id="81"/>
-    <w:bookmarkStart w:id="109" w:name="bivariate-relationships"/>
+    <w:bookmarkStart w:id="110" w:name="bivariate-relationships"/>
     <w:p>
       <w:pPr>
         <w:pStyle w:val="Heading2"/>
@@ -9705,7 +9705,7 @@
         <w:t xml:space="preserve">4 Bivariate relationships</w:t>
       </w:r>
     </w:p>
-    <w:bookmarkStart w:id="94" w:name="two-continuous-variables"/>
+    <w:bookmarkStart w:id="95" w:name="two-continuous-variables"/>
     <w:p>
       <w:pPr>
         <w:pStyle w:val="Heading3"/>
@@ -10191,7 +10191,7 @@
         </w:tc>
       </w:tr>
     </w:tbl>
-    <w:bookmarkStart w:id="88" w:name="def-pearson-r"/>
+    <w:bookmarkStart w:id="87" w:name="def-pearson-r"/>
     <w:p>
       <w:pPr>
         <w:pStyle w:val="BodyText"/>
@@ -10682,12 +10682,38 @@
         <w:pStyle w:val="FirstParagraph"/>
       </w:pPr>
       <w:r>
-        <w:t xml:space="preserve">It is a sample estimate of the</w:t>
-      </w:r>
-      <w:r>
-        <w:t xml:space="preserve"> </w:t>
-      </w:r>
-      <w:hyperlink r:id="rId87">
+        <w:t xml:space="preserve">It is defined when neither variable is constant,</w:t>
+      </w:r>
+      <w:r>
+        <w:t xml:space="preserve"> </w:t>
+      </w:r>
+      <w:r>
+        <w:t xml:space="preserve">so that both sums of squares are positive.</w:t>
+      </w:r>
+    </w:p>
+    <w:bookmarkEnd w:id="87"/>
+    <w:bookmarkStart w:id="89" w:name="rem-pearson-r-estimates-population"/>
+    <w:p>
+      <w:pPr>
+        <w:pStyle w:val="BodyText"/>
+      </w:pPr>
+      <w:r>
+        <w:rPr>
+          <w:i/>
+          <w:iCs/>
+        </w:rPr>
+        <w:t xml:space="preserve">Remark 4</w:t>
+      </w:r>
+      <w:r>
+        <w:t xml:space="preserve"> (The Pearson correlation coefficient estimates the population correlation). </w:t>
+      </w:r>
+      <w:r>
+        <w:t xml:space="preserve">The Pearson correlation coefficient is a sample estimate of the</w:t>
+      </w:r>
+      <w:r>
+        <w:t xml:space="preserve"> </w:t>
+      </w:r>
+      <w:hyperlink r:id="rId88">
         <w:r>
           <w:rPr>
             <w:rStyle w:val="Hyperlink"/>
@@ -10698,21 +10724,9 @@
       <w:r>
         <w:t xml:space="preserve">.</w:t>
       </w:r>
-      <w:r>
-        <w:t xml:space="preserve"> </w:t>
-      </w:r>
-      <w:r>
-        <w:t xml:space="preserve">It is defined when neither variable is constant,</w:t>
-      </w:r>
-      <w:r>
-        <w:t xml:space="preserve"> </w:t>
-      </w:r>
-      <w:r>
-        <w:t xml:space="preserve">so that both sums of squares are positive.</w:t>
-      </w:r>
     </w:p>
-    <w:bookmarkEnd w:id="88"/>
-    <w:bookmarkStart w:id="89" w:name="thm-pearson-r-range"/>
+    <w:bookmarkEnd w:id="89"/>
+    <w:bookmarkStart w:id="90" w:name="thm-pearson-r-range"/>
     <w:p>
       <w:pPr>
         <w:pStyle w:val="BodyText"/>
@@ -10883,7 +10897,7 @@
         <w:t xml:space="preserve">if and only if they lie on a straight line with negative slope.</w:t>
       </w:r>
     </w:p>
-    <w:bookmarkEnd w:id="89"/>
+    <w:bookmarkEnd w:id="90"/>
     <w:p>
       <w:pPr>
         <w:pStyle w:val="BodyText"/>
@@ -12027,7 +12041,7 @@
         <w:t xml:space="preserve">.</w:t>
       </w:r>
     </w:p>
-    <w:bookmarkStart w:id="90" w:name="exm-pearson-r"/>
+    <w:bookmarkStart w:id="91" w:name="exm-pearson-r"/>
     <w:p>
       <w:pPr>
         <w:pStyle w:val="BodyText"/>
@@ -12166,7 +12180,7 @@
         <w:t xml:space="preserve">.</w:t>
       </w:r>
     </w:p>
-    <w:bookmarkEnd w:id="90"/>
+    <w:bookmarkEnd w:id="91"/>
     <w:tbl>
       <w:tblPr>
         <w:tblStyle w:val="Table"/>
@@ -12208,18 +12222,18 @@
                 <wp:inline>
                   <wp:extent cx="152400" cy="152400"/>
                   <wp:effectExtent b="0" l="0" r="0" t="0"/>
-                  <wp:docPr descr="" title="" id="92" name="Picture"/>
+                  <wp:docPr descr="" title="" id="93" name="Picture"/>
                   <a:graphic>
                     <a:graphicData uri="http://schemas.openxmlformats.org/drawingml/2006/picture">
                       <pic:pic>
                         <pic:nvPicPr>
-                          <pic:cNvPr descr="/opt/quarto/share/formats/docx/caution.png" id="93" name="Picture"/>
+                          <pic:cNvPr descr="/opt/quarto/share/formats/docx/caution.png" id="94" name="Picture"/>
                           <pic:cNvPicPr>
                             <a:picLocks noChangeArrowheads="1" noChangeAspect="1"/>
                           </pic:cNvPicPr>
                         </pic:nvPicPr>
                         <pic:blipFill>
-                          <a:blip r:embed="rId91"/>
+                          <a:blip r:embed="rId92"/>
                           <a:stretch>
                             <a:fillRect/>
                           </a:stretch>
@@ -12475,8 +12489,8 @@
         </w:tc>
       </w:tr>
     </w:tbl>
-    <w:bookmarkEnd w:id="94"/>
-    <w:bookmarkStart w:id="104" w:name="X276b94a7d03810956e9ce51874e5dad5aed6d75"/>
+    <w:bookmarkEnd w:id="95"/>
+    <w:bookmarkStart w:id="105" w:name="X276b94a7d03810956e9ce51874e5dad5aed6d75"/>
     <w:p>
       <w:pPr>
         <w:pStyle w:val="Heading3"/>
@@ -12563,7 +12577,7 @@
       <w:tr>
         <w:tc>
           <w:tcPr/>
-          <w:bookmarkStart w:id="98" w:name="fig-box-chol-by-smoke"/>
+          <w:bookmarkStart w:id="99" w:name="fig-box-chol-by-smoke"/>
           <w:p>
             <w:pPr>
               <w:pStyle w:val="SourceCode"/>
@@ -12858,18 +12872,18 @@
                 <wp:inline>
                   <wp:extent cx="4620126" cy="3696101"/>
                   <wp:effectExtent b="0" l="0" r="0" t="0"/>
-                  <wp:docPr descr="" title="" id="96" name="Picture"/>
+                  <wp:docPr descr="" title="" id="97" name="Picture"/>
                   <a:graphic>
                     <a:graphicData uri="http://schemas.openxmlformats.org/drawingml/2006/picture">
                       <pic:pic>
                         <pic:nvPicPr>
-                          <pic:cNvPr descr="exploratory-descriptive_files/figure-docx/unnamed-chunk-14-1.png" id="97" name="Picture"/>
+                          <pic:cNvPr descr="exploratory-descriptive_files/figure-docx/unnamed-chunk-14-1.png" id="98" name="Picture"/>
                           <pic:cNvPicPr>
                             <a:picLocks noChangeArrowheads="1" noChangeAspect="1"/>
                           </pic:cNvPicPr>
                         </pic:nvPicPr>
                         <pic:blipFill>
-                          <a:blip r:embed="rId95"/>
+                          <a:blip r:embed="rId96"/>
                           <a:stretch>
                             <a:fillRect/>
                           </a:stretch>
@@ -12909,7 +12923,7 @@
               <w:t xml:space="preserve">Figure 7: Box plots of cholesterol by smoking status in the WCGS dataset</w:t>
             </w:r>
           </w:p>
-          <w:bookmarkEnd w:id="98"/>
+          <w:bookmarkEnd w:id="99"/>
         </w:tc>
       </w:tr>
     </w:tbl>
@@ -12927,7 +12941,7 @@
       <w:tr>
         <w:tc>
           <w:tcPr/>
-          <w:bookmarkStart w:id="102" w:name="fig-box-chol-by-behpat"/>
+          <w:bookmarkStart w:id="103" w:name="fig-box-chol-by-behpat"/>
           <w:p>
             <w:pPr>
               <w:pStyle w:val="SourceCode"/>
@@ -13222,18 +13236,18 @@
                 <wp:inline>
                   <wp:extent cx="4620126" cy="3696101"/>
                   <wp:effectExtent b="0" l="0" r="0" t="0"/>
-                  <wp:docPr descr="" title="" id="100" name="Picture"/>
+                  <wp:docPr descr="" title="" id="101" name="Picture"/>
                   <a:graphic>
                     <a:graphicData uri="http://schemas.openxmlformats.org/drawingml/2006/picture">
                       <pic:pic>
                         <pic:nvPicPr>
-                          <pic:cNvPr descr="exploratory-descriptive_files/figure-docx/unnamed-chunk-15-1.png" id="101" name="Picture"/>
+                          <pic:cNvPr descr="exploratory-descriptive_files/figure-docx/unnamed-chunk-15-1.png" id="102" name="Picture"/>
                           <pic:cNvPicPr>
                             <a:picLocks noChangeArrowheads="1" noChangeAspect="1"/>
                           </pic:cNvPicPr>
                         </pic:nvPicPr>
                         <pic:blipFill>
-                          <a:blip r:embed="rId99"/>
+                          <a:blip r:embed="rId100"/>
                           <a:stretch>
                             <a:fillRect/>
                           </a:stretch>
@@ -13273,7 +13287,7 @@
               <w:t xml:space="preserve">Figure 8: Box plots of cholesterol by behavioral pattern in the WCGS dataset</w:t>
             </w:r>
           </w:p>
-          <w:bookmarkEnd w:id="102"/>
+          <w:bookmarkEnd w:id="103"/>
         </w:tc>
       </w:tr>
     </w:tbl>
@@ -13309,7 +13323,7 @@
       <w:tr>
         <w:tc>
           <w:tcPr/>
-          <w:bookmarkStart w:id="103" w:name="tbl-chol-by-chd"/>
+          <w:bookmarkStart w:id="104" w:name="tbl-chol-by-chd"/>
           <w:p>
             <w:pPr>
               <w:jc w:val="center"/>
@@ -14250,12 +14264,12 @@
               </w:tc>
             </w:tr>
           </w:tbl>
-          <w:bookmarkEnd w:id="103"/>
+          <w:bookmarkEnd w:id="104"/>
         </w:tc>
       </w:tr>
     </w:tbl>
-    <w:bookmarkEnd w:id="104"/>
-    <w:bookmarkStart w:id="108" w:name="two-categorical-variables"/>
+    <w:bookmarkEnd w:id="105"/>
+    <w:bookmarkStart w:id="109" w:name="two-categorical-variables"/>
     <w:p>
       <w:pPr>
         <w:pStyle w:val="Heading3"/>
@@ -14264,7 +14278,7 @@
         <w:t xml:space="preserve">4.3 Two categorical variables</w:t>
       </w:r>
     </w:p>
-    <w:bookmarkStart w:id="105" w:name="def-contingency-table"/>
+    <w:bookmarkStart w:id="106" w:name="def-contingency-table"/>
     <w:p>
       <w:pPr>
         <w:pStyle w:val="FirstParagraph"/>
@@ -14693,8 +14707,8 @@
         </w:tc>
       </w:tr>
     </w:tbl>
-    <w:bookmarkEnd w:id="105"/>
-    <w:bookmarkStart w:id="107" w:name="exm-contingency-table"/>
+    <w:bookmarkEnd w:id="106"/>
+    <w:bookmarkStart w:id="108" w:name="exm-contingency-table"/>
     <w:p>
       <w:pPr>
         <w:pStyle w:val="BodyText"/>
@@ -15018,7 +15032,7 @@
       <w:tr>
         <w:tc>
           <w:tcPr/>
-          <w:bookmarkStart w:id="106" w:name="tbl-gtsummary-smoke-chd"/>
+          <w:bookmarkStart w:id="107" w:name="tbl-gtsummary-smoke-chd"/>
           <w:p>
             <w:pPr>
               <w:jc w:val="center"/>
@@ -15491,14 +15505,14 @@
               </w:tc>
             </w:tr>
           </w:tbl>
-          <w:bookmarkEnd w:id="106"/>
+          <w:bookmarkEnd w:id="107"/>
         </w:tc>
       </w:tr>
     </w:tbl>
-    <w:bookmarkEnd w:id="107"/>
     <w:bookmarkEnd w:id="108"/>
     <w:bookmarkEnd w:id="109"/>
-    <w:bookmarkStart w:id="136" w:name="data-transformations"/>
+    <w:bookmarkEnd w:id="110"/>
+    <w:bookmarkStart w:id="137" w:name="data-transformations"/>
     <w:p>
       <w:pPr>
         <w:pStyle w:val="Heading2"/>
@@ -15807,7 +15821,7 @@
         <w:t xml:space="preserve">.</w:t>
       </w:r>
     </w:p>
-    <w:bookmarkStart w:id="118" w:name="fig-hist-sbp-log"/>
+    <w:bookmarkStart w:id="119" w:name="fig-hist-sbp-log"/>
     <w:tbl>
       <w:tblPr>
         <w:tblStyle w:val="Table"/>
@@ -15835,7 +15849,7 @@
             <w:tr>
               <w:tc>
                 <w:tcPr/>
-                <w:bookmarkStart w:id="113" w:name="fig-hist-sbp-raw"/>
+                <w:bookmarkStart w:id="114" w:name="fig-hist-sbp-raw"/>
                 <w:p>
                   <w:pPr>
                     <w:pStyle w:val="SourceCode"/>
@@ -16123,18 +16137,18 @@
                       <wp:inline>
                         <wp:extent cx="2971800" cy="2377440"/>
                         <wp:effectExtent b="0" l="0" r="0" t="0"/>
-                        <wp:docPr descr="" title="" id="111" name="Picture"/>
+                        <wp:docPr descr="" title="" id="112" name="Picture"/>
                         <a:graphic>
                           <a:graphicData uri="http://schemas.openxmlformats.org/drawingml/2006/picture">
                             <pic:pic>
                               <pic:nvPicPr>
-                                <pic:cNvPr descr="exploratory-descriptive_files/figure-docx/unnamed-chunk-18-1.png" id="112" name="Picture"/>
+                                <pic:cNvPr descr="exploratory-descriptive_files/figure-docx/unnamed-chunk-18-1.png" id="113" name="Picture"/>
                                 <pic:cNvPicPr>
                                   <a:picLocks noChangeArrowheads="1" noChangeAspect="1"/>
                                 </pic:cNvPicPr>
                               </pic:nvPicPr>
                               <pic:blipFill>
-                                <a:blip r:embed="rId110"/>
+                                <a:blip r:embed="rId111"/>
                                 <a:stretch>
                                   <a:fillRect/>
                                 </a:stretch>
@@ -16175,7 +16189,7 @@
                     <w:t xml:space="preserve">(a) Raw scale</w:t>
                   </w:r>
                 </w:p>
-                <w:bookmarkEnd w:id="113"/>
+                <w:bookmarkEnd w:id="114"/>
               </w:tc>
             </w:tr>
           </w:tbl>
@@ -16225,7 +16239,7 @@
             <w:tr>
               <w:tc>
                 <w:tcPr/>
-                <w:bookmarkStart w:id="117" w:name="fig-hist-sbp-logscale"/>
+                <w:bookmarkStart w:id="118" w:name="fig-hist-sbp-logscale"/>
                 <w:p>
                   <w:pPr>
                     <w:pStyle w:val="SourceCode"/>
@@ -16513,18 +16527,18 @@
                       <wp:inline>
                         <wp:extent cx="2971800" cy="2377440"/>
                         <wp:effectExtent b="0" l="0" r="0" t="0"/>
-                        <wp:docPr descr="" title="" id="115" name="Picture"/>
+                        <wp:docPr descr="" title="" id="116" name="Picture"/>
                         <a:graphic>
                           <a:graphicData uri="http://schemas.openxmlformats.org/drawingml/2006/picture">
                             <pic:pic>
                               <pic:nvPicPr>
-                                <pic:cNvPr descr="exploratory-descriptive_files/figure-docx/unnamed-chunk-19-1.png" id="116" name="Picture"/>
+                                <pic:cNvPr descr="exploratory-descriptive_files/figure-docx/unnamed-chunk-19-1.png" id="117" name="Picture"/>
                                 <pic:cNvPicPr>
                                   <a:picLocks noChangeArrowheads="1" noChangeAspect="1"/>
                                 </pic:cNvPicPr>
                               </pic:nvPicPr>
                               <pic:blipFill>
-                                <a:blip r:embed="rId114"/>
+                                <a:blip r:embed="rId115"/>
                                 <a:stretch>
                                   <a:fillRect/>
                                 </a:stretch>
@@ -16565,7 +16579,7 @@
                     <w:t xml:space="preserve">(b) Log scale</w:t>
                   </w:r>
                 </w:p>
-                <w:bookmarkEnd w:id="117"/>
+                <w:bookmarkEnd w:id="118"/>
               </w:tc>
             </w:tr>
           </w:tbl>
@@ -16585,7 +16599,7 @@
         <w:t xml:space="preserve">Figure 9: Distribution of systolic blood pressure in the WCGS, on two scales</w:t>
       </w:r>
     </w:p>
-    <w:bookmarkEnd w:id="118"/>
+    <w:bookmarkEnd w:id="119"/>
     <w:p>
       <w:pPr>
         <w:pStyle w:val="SourceCode"/>
@@ -16974,7 +16988,7 @@
         <w:t xml:space="preserve">the assumptions of that model and on the scientific question.</w:t>
       </w:r>
     </w:p>
-    <w:bookmarkStart w:id="135" w:name="sec-rescaling"/>
+    <w:bookmarkStart w:id="136" w:name="sec-rescaling"/>
     <w:p>
       <w:pPr>
         <w:pStyle w:val="Heading3"/>
@@ -16983,7 +16997,7 @@
         <w:t xml:space="preserve">5.1 Rescaling a variable</w:t>
       </w:r>
     </w:p>
-    <w:bookmarkStart w:id="119" w:name="exr-standardize"/>
+    <w:bookmarkStart w:id="120" w:name="exr-standardize"/>
     <w:p>
       <w:pPr>
         <w:pStyle w:val="FirstParagraph"/>
@@ -17092,8 +17106,8 @@
         <w:t xml:space="preserve">What are the units of your answer to part 2?</w:t>
       </w:r>
     </w:p>
-    <w:bookmarkEnd w:id="119"/>
-    <w:bookmarkStart w:id="120" w:name="sol-standardize"/>
+    <w:bookmarkEnd w:id="120"/>
+    <w:bookmarkStart w:id="121" w:name="sol-standardize"/>
     <w:p>
       <w:pPr>
         <w:pStyle w:val="FirstParagraph"/>
@@ -17477,8 +17491,8 @@
         <w:t xml:space="preserve">so the answer has no units.</w:t>
       </w:r>
     </w:p>
-    <w:bookmarkEnd w:id="120"/>
-    <w:bookmarkStart w:id="124" w:name="def-standardization"/>
+    <w:bookmarkEnd w:id="121"/>
+    <w:bookmarkStart w:id="125" w:name="def-standardization"/>
     <w:p>
       <w:pPr>
         <w:pStyle w:val="FirstParagraph"/>
@@ -17811,18 +17825,18 @@
                 <wp:inline>
                   <wp:extent cx="152400" cy="152400"/>
                   <wp:effectExtent b="0" l="0" r="0" t="0"/>
-                  <wp:docPr descr="" title="" id="122" name="Picture"/>
+                  <wp:docPr descr="" title="" id="123" name="Picture"/>
                   <a:graphic>
                     <a:graphicData uri="http://schemas.openxmlformats.org/drawingml/2006/picture">
                       <pic:pic>
                         <pic:nvPicPr>
-                          <pic:cNvPr descr="/opt/quarto/share/formats/docx/note.png" id="123" name="Picture"/>
+                          <pic:cNvPr descr="/opt/quarto/share/formats/docx/note.png" id="124" name="Picture"/>
                           <pic:cNvPicPr>
                             <a:picLocks noChangeArrowheads="1" noChangeAspect="1"/>
                           </pic:cNvPicPr>
                         </pic:nvPicPr>
                         <pic:blipFill>
-                          <a:blip r:embed="rId121"/>
+                          <a:blip r:embed="rId122"/>
                           <a:stretch>
                             <a:fillRect/>
                           </a:stretch>
@@ -17916,8 +17930,8 @@
         </w:tc>
       </w:tr>
     </w:tbl>
-    <w:bookmarkEnd w:id="124"/>
-    <w:bookmarkStart w:id="125" w:name="rem-standardization-units"/>
+    <w:bookmarkEnd w:id="125"/>
+    <w:bookmarkStart w:id="126" w:name="rem-standardization-units"/>
     <w:p>
       <w:pPr>
         <w:pStyle w:val="BodyText"/>
@@ -17927,7 +17941,7 @@
           <w:i/>
           <w:iCs/>
         </w:rPr>
-        <w:t xml:space="preserve">Remark 4</w:t>
+        <w:t xml:space="preserve">Remark 5</w:t>
       </w:r>
       <w:r>
         <w:t xml:space="preserve"> (Standardized values have no units). </w:t>
@@ -17992,8 +18006,8 @@
         <w:t xml:space="preserve">both become unitless numbers of standard deviations.</w:t>
       </w:r>
     </w:p>
-    <w:bookmarkEnd w:id="125"/>
-    <w:bookmarkStart w:id="128" w:name="thm-standardized-mean-sd"/>
+    <w:bookmarkEnd w:id="126"/>
+    <w:bookmarkStart w:id="129" w:name="thm-standardized-mean-sd"/>
     <w:p>
       <w:pPr>
         <w:pStyle w:val="BodyText"/>
@@ -18191,18 +18205,18 @@
                 <wp:inline>
                   <wp:extent cx="152400" cy="152400"/>
                   <wp:effectExtent b="0" l="0" r="0" t="0"/>
-                  <wp:docPr descr="" title="" id="126" name="Picture"/>
+                  <wp:docPr descr="" title="" id="127" name="Picture"/>
                   <a:graphic>
                     <a:graphicData uri="http://schemas.openxmlformats.org/drawingml/2006/picture">
                       <pic:pic>
                         <pic:nvPicPr>
-                          <pic:cNvPr descr="/opt/quarto/share/formats/docx/note.png" id="127" name="Picture"/>
+                          <pic:cNvPr descr="/opt/quarto/share/formats/docx/note.png" id="128" name="Picture"/>
                           <pic:cNvPicPr>
                             <a:picLocks noChangeArrowheads="1" noChangeAspect="1"/>
                           </pic:cNvPicPr>
                         </pic:nvPicPr>
                         <pic:blipFill>
-                          <a:blip r:embed="rId121"/>
+                          <a:blip r:embed="rId122"/>
                           <a:stretch>
                             <a:fillRect/>
                           </a:stretch>
@@ -18281,7 +18295,7 @@
         </w:tc>
       </w:tr>
     </w:tbl>
-    <w:bookmarkEnd w:id="128"/>
+    <w:bookmarkEnd w:id="129"/>
     <w:p>
       <w:pPr>
         <w:pStyle w:val="BodyText"/>
@@ -18994,7 +19008,7 @@
         <w:t xml:space="preserve">.</w:t>
       </w:r>
     </w:p>
-    <w:bookmarkStart w:id="129" w:name="exm-scale-wcgs"/>
+    <w:bookmarkStart w:id="130" w:name="exm-scale-wcgs"/>
     <w:p>
       <w:pPr>
         <w:pStyle w:val="BodyText"/>
@@ -19272,8 +19286,8 @@
         <w:t xml:space="preserve">is needed because 12 of the cholesterol values are missing.</w:t>
       </w:r>
     </w:p>
-    <w:bookmarkEnd w:id="129"/>
-    <w:bookmarkStart w:id="132" w:name="def-min-max-scaling"/>
+    <w:bookmarkEnd w:id="130"/>
+    <w:bookmarkStart w:id="133" w:name="def-min-max-scaling"/>
     <w:p>
       <w:pPr>
         <w:pStyle w:val="BodyText"/>
@@ -19597,18 +19611,18 @@
                 <wp:inline>
                   <wp:extent cx="152400" cy="152400"/>
                   <wp:effectExtent b="0" l="0" r="0" t="0"/>
-                  <wp:docPr descr="" title="" id="130" name="Picture"/>
+                  <wp:docPr descr="" title="" id="131" name="Picture"/>
                   <a:graphic>
                     <a:graphicData uri="http://schemas.openxmlformats.org/drawingml/2006/picture">
                       <pic:pic>
                         <pic:nvPicPr>
-                          <pic:cNvPr descr="/opt/quarto/share/formats/docx/note.png" id="131" name="Picture"/>
+                          <pic:cNvPr descr="/opt/quarto/share/formats/docx/note.png" id="132" name="Picture"/>
                           <pic:cNvPicPr>
                             <a:picLocks noChangeArrowheads="1" noChangeAspect="1"/>
                           </pic:cNvPicPr>
                         </pic:nvPicPr>
                         <pic:blipFill>
-                          <a:blip r:embed="rId121"/>
+                          <a:blip r:embed="rId122"/>
                           <a:stretch>
                             <a:fillRect/>
                           </a:stretch>
@@ -19675,8 +19689,8 @@
         </w:tc>
       </w:tr>
     </w:tbl>
-    <w:bookmarkEnd w:id="132"/>
-    <w:bookmarkStart w:id="133" w:name="rem-min-max-outliers"/>
+    <w:bookmarkEnd w:id="133"/>
+    <w:bookmarkStart w:id="134" w:name="rem-min-max-outliers"/>
     <w:p>
       <w:pPr>
         <w:pStyle w:val="BodyText"/>
@@ -19686,7 +19700,7 @@
           <w:i/>
           <w:iCs/>
         </w:rPr>
-        <w:t xml:space="preserve">Remark 5</w:t>
+        <w:t xml:space="preserve">Remark 6</w:t>
       </w:r>
       <w:r>
         <w:t xml:space="preserve"> (Min-max scaling and outliers). </w:t>
@@ -19885,8 +19899,8 @@
         <w:t xml:space="preserve">.</w:t>
       </w:r>
     </w:p>
-    <w:bookmarkEnd w:id="133"/>
-    <w:bookmarkStart w:id="134" w:name="exm-min-max-wcgs"/>
+    <w:bookmarkEnd w:id="134"/>
+    <w:bookmarkStart w:id="135" w:name="exm-min-max-wcgs"/>
     <w:p>
       <w:pPr>
         <w:pStyle w:val="BodyText"/>
@@ -20125,10 +20139,10 @@
         <w:t xml:space="preserve">but have no units.</w:t>
       </w:r>
     </w:p>
-    <w:bookmarkEnd w:id="134"/>
     <w:bookmarkEnd w:id="135"/>
     <w:bookmarkEnd w:id="136"/>
-    <w:bookmarkStart w:id="138" w:name="an-exploratory-data-analysis-workflow"/>
+    <w:bookmarkEnd w:id="137"/>
+    <w:bookmarkStart w:id="139" w:name="an-exploratory-data-analysis-workflow"/>
     <w:p>
       <w:pPr>
         <w:pStyle w:val="Heading2"/>
@@ -20356,7 +20370,7 @@
       <w:tr>
         <w:tc>
           <w:tcPr/>
-          <w:bookmarkStart w:id="137" w:name="tbl-wcgs-all-summary"/>
+          <w:bookmarkStart w:id="138" w:name="tbl-wcgs-all-summary"/>
           <w:p>
             <w:pPr>
               <w:jc w:val="center"/>
@@ -21537,12 +21551,12 @@
               </w:tc>
             </w:tr>
           </w:tbl>
-          <w:bookmarkEnd w:id="137"/>
+          <w:bookmarkEnd w:id="138"/>
         </w:tc>
       </w:tr>
     </w:tbl>
-    <w:bookmarkEnd w:id="138"/>
-    <w:bookmarkStart w:id="147" w:name="references"/>
+    <w:bookmarkEnd w:id="139"/>
+    <w:bookmarkStart w:id="148" w:name="references"/>
     <w:p>
       <w:pPr>
         <w:pStyle w:val="Heading2"/>
@@ -21551,8 +21565,8 @@
         <w:t xml:space="preserve">References</w:t>
       </w:r>
     </w:p>
-    <w:bookmarkStart w:id="146" w:name="refs"/>
-    <w:bookmarkStart w:id="139" w:name="ref-geron2017hands"/>
+    <w:bookmarkStart w:id="147" w:name="refs"/>
+    <w:bookmarkStart w:id="140" w:name="ref-geron2017hands"/>
     <w:p>
       <w:pPr>
         <w:pStyle w:val="Bibliography"/>
@@ -21616,8 +21630,8 @@
         <w:t xml:space="preserve">. 1st ed. O’Reilly Media.</w:t>
       </w:r>
     </w:p>
-    <w:bookmarkEnd w:id="139"/>
-    <w:bookmarkStart w:id="141" w:name="ref-james2021islr2e"/>
+    <w:bookmarkEnd w:id="140"/>
+    <w:bookmarkStart w:id="142" w:name="ref-james2021islr2e"/>
     <w:p>
       <w:pPr>
         <w:pStyle w:val="Bibliography"/>
@@ -21655,7 +21669,7 @@
       <w:r>
         <w:t xml:space="preserve"> </w:t>
       </w:r>
-      <w:hyperlink r:id="rId140">
+      <w:hyperlink r:id="rId141">
         <w:r>
           <w:rPr>
             <w:rStyle w:val="Hyperlink"/>
@@ -21667,8 +21681,8 @@
         <w:t xml:space="preserve">.</w:t>
       </w:r>
     </w:p>
-    <w:bookmarkEnd w:id="141"/>
-    <w:bookmarkStart w:id="143" w:name="ref-rosenman1975coronary"/>
+    <w:bookmarkEnd w:id="142"/>
+    <w:bookmarkStart w:id="144" w:name="ref-rosenman1975coronary"/>
     <w:p>
       <w:pPr>
         <w:pStyle w:val="Bibliography"/>
@@ -21710,7 +21724,7 @@
       <w:r>
         <w:t xml:space="preserve"> </w:t>
       </w:r>
-      <w:hyperlink r:id="rId142">
+      <w:hyperlink r:id="rId143">
         <w:r>
           <w:rPr>
             <w:rStyle w:val="Hyperlink"/>
@@ -21722,8 +21736,8 @@
         <w:t xml:space="preserve">.</w:t>
       </w:r>
     </w:p>
-    <w:bookmarkEnd w:id="143"/>
-    <w:bookmarkStart w:id="145" w:name="ref-vittinghoff2e"/>
+    <w:bookmarkEnd w:id="144"/>
+    <w:bookmarkStart w:id="146" w:name="ref-vittinghoff2e"/>
     <w:p>
       <w:pPr>
         <w:pStyle w:val="Bibliography"/>
@@ -21747,7 +21761,7 @@
       <w:r>
         <w:t xml:space="preserve"> </w:t>
       </w:r>
-      <w:hyperlink r:id="rId144">
+      <w:hyperlink r:id="rId145">
         <w:r>
           <w:rPr>
             <w:rStyle w:val="Hyperlink"/>
@@ -21759,9 +21773,9 @@
         <w:t xml:space="preserve">.</w:t>
       </w:r>
     </w:p>
-    <w:bookmarkEnd w:id="145"/>
     <w:bookmarkEnd w:id="146"/>
     <w:bookmarkEnd w:id="147"/>
+    <w:bookmarkEnd w:id="148"/>
     <w:sectPr>
       <w:footnotePr>
         <w:numRestart w:val="eachSect"/>
